--- a/word.docx
+++ b/word.docx
@@ -4,19 +4,856 @@
   <w:body>
     <w:p>
       <w:pPr>
+        <w:rPr>
+          <w:rFonts w:ascii="Times New Roman" w:hAnsi="Times New Roman" w:cs="Times New Roman"/>
+          <w:sz w:val="28"/>
+          <w:szCs w:val="28"/>
+        </w:rPr>
+      </w:pPr>
+    </w:p>
+    <w:tbl>
+      <w:tblPr>
+        <w:tblW w:w="5001" w:type="pct"/>
         <w:jc w:val="center"/>
-        <w:rPr>
-          <w:rFonts w:ascii="Times New Roman" w:hAnsi="Times New Roman" w:cs="Times New Roman"/>
-          <w:sz w:val="28"/>
-          <w:szCs w:val="28"/>
-        </w:rPr>
+        <w:tblLook w:val="01E0" w:firstRow="1" w:lastRow="1" w:firstColumn="1" w:lastColumn="1" w:noHBand="0" w:noVBand="0"/>
+      </w:tblPr>
+      <w:tblGrid>
+        <w:gridCol w:w="4519"/>
+        <w:gridCol w:w="1673"/>
+        <w:gridCol w:w="698"/>
+        <w:gridCol w:w="2467"/>
+      </w:tblGrid>
+      <w:tr>
+        <w:trPr>
+          <w:jc w:val="center"/>
+        </w:trPr>
+        <w:tc>
+          <w:tcPr>
+            <w:tcW w:w="5000" w:type="pct"/>
+            <w:gridSpan w:val="4"/>
+          </w:tcPr>
+          <w:p>
+            <w:pPr>
+              <w:snapToGrid w:val="0"/>
+              <w:spacing w:after="120"/>
+              <w:jc w:val="center"/>
+              <w:rPr>
+                <w:rFonts w:ascii="Times New Roman" w:hAnsi="Times New Roman" w:cs="Times New Roman"/>
+                <w:sz w:val="28"/>
+                <w:szCs w:val="28"/>
+              </w:rPr>
+            </w:pPr>
+            <w:r>
+              <w:rPr>
+                <w:rFonts w:ascii="Times New Roman" w:hAnsi="Times New Roman" w:cs="Times New Roman"/>
+                <w:sz w:val="28"/>
+                <w:szCs w:val="28"/>
+              </w:rPr>
+              <w:br w:type="page"/>
+            </w:r>
+            <w:r>
+              <w:rPr>
+                <w:rFonts w:ascii="Times New Roman" w:hAnsi="Times New Roman" w:cs="Times New Roman"/>
+                <w:sz w:val="28"/>
+                <w:szCs w:val="28"/>
+              </w:rPr>
+              <w:br w:type="page"/>
+            </w:r>
+            <w:r>
+              <w:rPr>
+                <w:rFonts w:ascii="Times New Roman" w:hAnsi="Times New Roman" w:cs="Times New Roman"/>
+                <w:bCs/>
+                <w:sz w:val="28"/>
+                <w:szCs w:val="28"/>
+              </w:rPr>
+              <w:br w:type="page"/>
+            </w:r>
+            <w:r>
+              <w:rPr>
+                <w:rFonts w:ascii="Times New Roman" w:hAnsi="Times New Roman" w:cs="Times New Roman"/>
+                <w:bCs/>
+                <w:sz w:val="28"/>
+                <w:szCs w:val="28"/>
+              </w:rPr>
+              <w:br w:type="page"/>
+              <w:t>МИНИСТЕРСТВО НАУКИ И ВЫСШЕГО ОБРАЗОВАНИЯ РЕСПУБЛИКИ КАЗАХСТАН</w:t>
+            </w:r>
+          </w:p>
+          <w:p>
+            <w:pPr>
+              <w:spacing w:after="120"/>
+              <w:jc w:val="center"/>
+              <w:rPr>
+                <w:rFonts w:ascii="Times New Roman" w:hAnsi="Times New Roman" w:cs="Times New Roman"/>
+                <w:bCs/>
+                <w:sz w:val="28"/>
+                <w:szCs w:val="28"/>
+              </w:rPr>
+            </w:pPr>
+            <w:r>
+              <w:rPr>
+                <w:rFonts w:ascii="Times New Roman" w:hAnsi="Times New Roman" w:cs="Times New Roman"/>
+                <w:bCs/>
+                <w:sz w:val="28"/>
+                <w:szCs w:val="28"/>
+              </w:rPr>
+              <w:t>СЕВЕРО-КАЗАХСТАНСКИЙ УНИВЕРСИТЕТ ИМ. М. КОЗЫБАЕВА</w:t>
+            </w:r>
+          </w:p>
+          <w:p>
+            <w:pPr>
+              <w:spacing w:after="120"/>
+              <w:jc w:val="center"/>
+              <w:rPr>
+                <w:rFonts w:ascii="Times New Roman" w:hAnsi="Times New Roman" w:cs="Times New Roman"/>
+                <w:bCs/>
+                <w:sz w:val="28"/>
+                <w:szCs w:val="28"/>
+              </w:rPr>
+            </w:pPr>
+            <w:r>
+              <w:rPr>
+                <w:rFonts w:ascii="Times New Roman" w:hAnsi="Times New Roman" w:cs="Times New Roman"/>
+                <w:bCs/>
+                <w:sz w:val="28"/>
+                <w:szCs w:val="28"/>
+              </w:rPr>
+              <w:t>ФАКУЛЬТЕТ ИНЖЕНЕРИИ И ЦИФРОВЫХ ТЕХНОЛОГИЙ</w:t>
+            </w:r>
+          </w:p>
+          <w:p>
+            <w:pPr>
+              <w:spacing w:after="120"/>
+              <w:jc w:val="center"/>
+              <w:rPr>
+                <w:rFonts w:ascii="Times New Roman" w:hAnsi="Times New Roman" w:cs="Times New Roman"/>
+                <w:sz w:val="28"/>
+                <w:szCs w:val="28"/>
+              </w:rPr>
+            </w:pPr>
+            <w:r>
+              <w:rPr>
+                <w:rFonts w:ascii="Times New Roman" w:hAnsi="Times New Roman" w:cs="Times New Roman"/>
+                <w:sz w:val="28"/>
+                <w:szCs w:val="28"/>
+              </w:rPr>
+              <w:t>КАФЕДРА «ИНФОРМАЦИОННО-КОММУНИКАЦИОННЫЕ ТЕХНОЛОГИИ»</w:t>
+            </w:r>
+          </w:p>
+          <w:p>
+            <w:pPr>
+              <w:ind w:left="-108" w:right="-148"/>
+              <w:jc w:val="center"/>
+              <w:rPr>
+                <w:rFonts w:ascii="Times New Roman" w:hAnsi="Times New Roman" w:cs="Times New Roman"/>
+                <w:sz w:val="28"/>
+                <w:szCs w:val="28"/>
+              </w:rPr>
+            </w:pPr>
+          </w:p>
+          <w:p>
+            <w:pPr>
+              <w:jc w:val="center"/>
+              <w:rPr>
+                <w:rFonts w:ascii="Times New Roman" w:hAnsi="Times New Roman" w:cs="Times New Roman"/>
+                <w:sz w:val="28"/>
+                <w:szCs w:val="28"/>
+              </w:rPr>
+            </w:pPr>
+          </w:p>
+        </w:tc>
+      </w:tr>
+      <w:tr>
+        <w:trPr>
+          <w:jc w:val="center"/>
+        </w:trPr>
+        <w:tc>
+          <w:tcPr>
+            <w:tcW w:w="5000" w:type="pct"/>
+            <w:gridSpan w:val="4"/>
+          </w:tcPr>
+          <w:p>
+            <w:pPr>
+              <w:tabs>
+                <w:tab w:val="left" w:pos="1425"/>
+              </w:tabs>
+              <w:rPr>
+                <w:rFonts w:ascii="Times New Roman" w:hAnsi="Times New Roman" w:cs="Times New Roman"/>
+                <w:sz w:val="28"/>
+                <w:szCs w:val="28"/>
+              </w:rPr>
+            </w:pPr>
+          </w:p>
+        </w:tc>
+      </w:tr>
+      <w:tr>
+        <w:trPr>
+          <w:jc w:val="center"/>
+        </w:trPr>
+        <w:tc>
+          <w:tcPr>
+            <w:tcW w:w="3682" w:type="pct"/>
+            <w:gridSpan w:val="3"/>
+          </w:tcPr>
+          <w:p>
+            <w:pPr>
+              <w:tabs>
+                <w:tab w:val="left" w:pos="1425"/>
+              </w:tabs>
+              <w:rPr>
+                <w:rFonts w:ascii="Times New Roman" w:hAnsi="Times New Roman" w:cs="Times New Roman"/>
+                <w:sz w:val="28"/>
+                <w:szCs w:val="28"/>
+              </w:rPr>
+            </w:pPr>
+          </w:p>
+          <w:p>
+            <w:pPr>
+              <w:tabs>
+                <w:tab w:val="left" w:pos="1425"/>
+              </w:tabs>
+              <w:rPr>
+                <w:rFonts w:ascii="Times New Roman" w:hAnsi="Times New Roman" w:cs="Times New Roman"/>
+                <w:sz w:val="28"/>
+                <w:szCs w:val="28"/>
+              </w:rPr>
+            </w:pPr>
+          </w:p>
+        </w:tc>
+        <w:tc>
+          <w:tcPr>
+            <w:tcW w:w="1318" w:type="pct"/>
+          </w:tcPr>
+          <w:p>
+            <w:pPr>
+              <w:rPr>
+                <w:rFonts w:ascii="Times New Roman" w:hAnsi="Times New Roman" w:cs="Times New Roman"/>
+                <w:sz w:val="28"/>
+                <w:szCs w:val="28"/>
+              </w:rPr>
+            </w:pPr>
+          </w:p>
+        </w:tc>
+      </w:tr>
+      <w:tr>
+        <w:trPr>
+          <w:trHeight w:val="2186"/>
+          <w:jc w:val="center"/>
+        </w:trPr>
+        <w:tc>
+          <w:tcPr>
+            <w:tcW w:w="5000" w:type="pct"/>
+            <w:gridSpan w:val="4"/>
+          </w:tcPr>
+          <w:p>
+            <w:pPr>
+              <w:jc w:val="center"/>
+              <w:rPr>
+                <w:rFonts w:ascii="Times New Roman" w:hAnsi="Times New Roman" w:cs="Times New Roman"/>
+                <w:sz w:val="28"/>
+                <w:szCs w:val="28"/>
+              </w:rPr>
+            </w:pPr>
+          </w:p>
+          <w:p>
+            <w:pPr>
+              <w:jc w:val="center"/>
+              <w:rPr>
+                <w:rFonts w:ascii="Times New Roman" w:eastAsia="Times New Roman" w:hAnsi="Times New Roman" w:cs="Times New Roman"/>
+                <w:color w:val="000000"/>
+                <w:sz w:val="28"/>
+                <w:szCs w:val="28"/>
+                <w:shd w:val="clear" w:color="auto" w:fill="FFFFFF"/>
+                <w:lang w:eastAsia="ru-RU"/>
+              </w:rPr>
+            </w:pPr>
+            <w:r>
+              <w:rPr>
+                <w:rFonts w:ascii="Times New Roman" w:eastAsia="Times New Roman" w:hAnsi="Times New Roman" w:cs="Times New Roman"/>
+                <w:color w:val="000000"/>
+                <w:sz w:val="28"/>
+                <w:szCs w:val="28"/>
+                <w:shd w:val="clear" w:color="auto" w:fill="FFFFFF"/>
+                <w:lang w:eastAsia="ru-RU"/>
+              </w:rPr>
+              <w:t>Информационная безопасность</w:t>
+            </w:r>
+            <w:bookmarkStart w:id="0" w:name="_GoBack"/>
+            <w:bookmarkEnd w:id="0"/>
+          </w:p>
+          <w:p>
+            <w:pPr>
+              <w:jc w:val="center"/>
+              <w:outlineLvl w:val="0"/>
+              <w:rPr>
+                <w:rFonts w:ascii="Times New Roman" w:eastAsia="Times New Roman" w:hAnsi="Times New Roman" w:cs="Times New Roman"/>
+                <w:bCs/>
+                <w:kern w:val="36"/>
+                <w:sz w:val="28"/>
+                <w:szCs w:val="24"/>
+                <w:lang w:eastAsia="ru-RU"/>
+              </w:rPr>
+            </w:pPr>
+            <w:r>
+              <w:rPr>
+                <w:rFonts w:ascii="Times New Roman" w:eastAsia="Times New Roman" w:hAnsi="Times New Roman" w:cs="Times New Roman"/>
+                <w:bCs/>
+                <w:kern w:val="36"/>
+                <w:sz w:val="28"/>
+                <w:szCs w:val="24"/>
+                <w:lang w:eastAsia="ru-RU"/>
+              </w:rPr>
+              <w:t xml:space="preserve">Практическая </w:t>
+            </w:r>
+            <w:r>
+              <w:rPr>
+                <w:rFonts w:ascii="Times New Roman" w:eastAsia="Times New Roman" w:hAnsi="Times New Roman" w:cs="Times New Roman"/>
+                <w:bCs/>
+                <w:kern w:val="36"/>
+                <w:sz w:val="28"/>
+                <w:szCs w:val="24"/>
+                <w:lang w:eastAsia="ru-RU"/>
+              </w:rPr>
+              <w:t>работа</w:t>
+            </w:r>
+            <w:r>
+              <w:rPr>
+                <w:rFonts w:ascii="Times New Roman" w:eastAsia="Times New Roman" w:hAnsi="Times New Roman" w:cs="Times New Roman"/>
+                <w:bCs/>
+                <w:kern w:val="36"/>
+                <w:sz w:val="28"/>
+                <w:szCs w:val="24"/>
+                <w:lang w:eastAsia="ru-RU"/>
+              </w:rPr>
+              <w:t xml:space="preserve"> 6</w:t>
+            </w:r>
+          </w:p>
+          <w:p>
+            <w:pPr>
+              <w:shd w:val="clear" w:color="auto" w:fill="FFFFFF"/>
+              <w:jc w:val="center"/>
+              <w:outlineLvl w:val="1"/>
+              <w:rPr>
+                <w:rStyle w:val="a3"/>
+                <w:rFonts w:eastAsia="Times New Roman"/>
+                <w:b/>
+                <w:bCs/>
+                <w:color w:val="1B1C1D"/>
+                <w:sz w:val="24"/>
+                <w:szCs w:val="24"/>
+              </w:rPr>
+            </w:pPr>
+            <w:r>
+              <w:rPr>
+                <w:rFonts w:ascii="Times New Roman" w:eastAsia="Times New Roman" w:hAnsi="Times New Roman" w:cs="Times New Roman"/>
+                <w:color w:val="000000"/>
+                <w:sz w:val="28"/>
+                <w:szCs w:val="28"/>
+                <w:lang w:eastAsia="ru-RU"/>
+              </w:rPr>
+              <w:t>По теме</w:t>
+            </w:r>
+            <w:r>
+              <w:rPr>
+                <w:rStyle w:val="a3"/>
+              </w:rPr>
+              <w:t xml:space="preserve">: </w:t>
+            </w:r>
+            <w:r>
+              <w:rPr>
+                <w:rStyle w:val="a3"/>
+              </w:rPr>
+              <w:t>«</w:t>
+            </w:r>
+            <w:r>
+              <w:rPr>
+                <w:rStyle w:val="a3"/>
+              </w:rPr>
+              <w:t xml:space="preserve">Изучение информационной безопасности с помощью фреймворка </w:t>
+            </w:r>
+            <w:r>
+              <w:rPr>
+                <w:rStyle w:val="a3"/>
+                <w:lang w:val="en-US"/>
+              </w:rPr>
+              <w:t>Next</w:t>
+            </w:r>
+            <w:r>
+              <w:rPr>
+                <w:rStyle w:val="a3"/>
+              </w:rPr>
+              <w:t>.</w:t>
+            </w:r>
+            <w:proofErr w:type="spellStart"/>
+            <w:r>
+              <w:rPr>
+                <w:rStyle w:val="a3"/>
+                <w:lang w:val="en-US"/>
+              </w:rPr>
+              <w:t>js</w:t>
+            </w:r>
+            <w:proofErr w:type="spellEnd"/>
+            <w:r>
+              <w:rPr>
+                <w:rStyle w:val="a3"/>
+              </w:rPr>
+              <w:t>»</w:t>
+            </w:r>
+          </w:p>
+          <w:p>
+            <w:pPr>
+              <w:ind w:firstLine="851"/>
+              <w:jc w:val="center"/>
+              <w:rPr>
+                <w:rFonts w:ascii="Times New Roman" w:hAnsi="Times New Roman" w:cs="Times New Roman"/>
+                <w:bCs/>
+                <w:sz w:val="28"/>
+                <w:szCs w:val="28"/>
+              </w:rPr>
+            </w:pPr>
+          </w:p>
+          <w:p>
+            <w:pPr>
+              <w:rPr>
+                <w:rFonts w:ascii="Times New Roman" w:hAnsi="Times New Roman" w:cs="Times New Roman"/>
+                <w:sz w:val="28"/>
+                <w:szCs w:val="28"/>
+              </w:rPr>
+            </w:pPr>
+          </w:p>
+          <w:p>
+            <w:pPr>
+              <w:jc w:val="center"/>
+              <w:rPr>
+                <w:rFonts w:ascii="Times New Roman" w:hAnsi="Times New Roman" w:cs="Times New Roman"/>
+                <w:bCs/>
+                <w:sz w:val="28"/>
+                <w:szCs w:val="28"/>
+                <w:lang w:eastAsia="ko-KR"/>
+              </w:rPr>
+            </w:pPr>
+          </w:p>
+        </w:tc>
+      </w:tr>
+      <w:tr>
+        <w:trPr>
+          <w:jc w:val="center"/>
+        </w:trPr>
+        <w:tc>
+          <w:tcPr>
+            <w:tcW w:w="2415" w:type="pct"/>
+          </w:tcPr>
+          <w:p>
+            <w:pPr>
+              <w:tabs>
+                <w:tab w:val="left" w:pos="1425"/>
+              </w:tabs>
+              <w:rPr>
+                <w:rFonts w:ascii="Times New Roman" w:hAnsi="Times New Roman" w:cs="Times New Roman"/>
+                <w:bCs/>
+                <w:sz w:val="28"/>
+                <w:szCs w:val="28"/>
+              </w:rPr>
+            </w:pPr>
+            <w:r>
+              <w:rPr>
+                <w:rFonts w:ascii="Times New Roman" w:hAnsi="Times New Roman" w:cs="Times New Roman"/>
+                <w:bCs/>
+                <w:sz w:val="28"/>
+                <w:szCs w:val="28"/>
+              </w:rPr>
+              <w:t>Выполнил</w:t>
+            </w:r>
+            <w:r>
+              <w:rPr>
+                <w:rFonts w:ascii="Times New Roman" w:hAnsi="Times New Roman" w:cs="Times New Roman"/>
+                <w:bCs/>
+                <w:sz w:val="28"/>
+                <w:szCs w:val="28"/>
+              </w:rPr>
+              <w:t>и</w:t>
+            </w:r>
+            <w:r>
+              <w:rPr>
+                <w:rFonts w:ascii="Times New Roman" w:hAnsi="Times New Roman" w:cs="Times New Roman"/>
+                <w:bCs/>
+                <w:sz w:val="28"/>
+                <w:szCs w:val="28"/>
+              </w:rPr>
+              <w:t xml:space="preserve"> студент</w:t>
+            </w:r>
+            <w:r>
+              <w:rPr>
+                <w:rFonts w:ascii="Times New Roman" w:hAnsi="Times New Roman" w:cs="Times New Roman"/>
+                <w:bCs/>
+                <w:sz w:val="28"/>
+                <w:szCs w:val="28"/>
+              </w:rPr>
+              <w:t>ы</w:t>
+            </w:r>
+            <w:r>
+              <w:rPr>
+                <w:rFonts w:ascii="Times New Roman" w:hAnsi="Times New Roman" w:cs="Times New Roman"/>
+                <w:bCs/>
+                <w:sz w:val="28"/>
+                <w:szCs w:val="28"/>
+              </w:rPr>
+              <w:t xml:space="preserve"> </w:t>
+            </w:r>
+          </w:p>
+          <w:p>
+            <w:pPr>
+              <w:tabs>
+                <w:tab w:val="left" w:pos="1425"/>
+              </w:tabs>
+              <w:rPr>
+                <w:rFonts w:ascii="Times New Roman" w:hAnsi="Times New Roman" w:cs="Times New Roman"/>
+                <w:bCs/>
+                <w:sz w:val="28"/>
+                <w:szCs w:val="28"/>
+              </w:rPr>
+            </w:pPr>
+            <w:r>
+              <w:rPr>
+                <w:rFonts w:ascii="Times New Roman" w:hAnsi="Times New Roman" w:cs="Times New Roman"/>
+                <w:bCs/>
+                <w:sz w:val="28"/>
+                <w:szCs w:val="28"/>
+              </w:rPr>
+              <w:t>группы АПО-22</w:t>
+            </w:r>
+          </w:p>
+          <w:p>
+            <w:pPr>
+              <w:tabs>
+                <w:tab w:val="left" w:pos="1425"/>
+              </w:tabs>
+              <w:spacing w:after="200"/>
+              <w:rPr>
+                <w:rFonts w:ascii="Times New Roman" w:hAnsi="Times New Roman" w:cs="Times New Roman"/>
+                <w:bCs/>
+                <w:sz w:val="28"/>
+                <w:szCs w:val="28"/>
+              </w:rPr>
+            </w:pPr>
+          </w:p>
+          <w:p>
+            <w:pPr>
+              <w:tabs>
+                <w:tab w:val="left" w:pos="1425"/>
+              </w:tabs>
+              <w:spacing w:after="200"/>
+              <w:rPr>
+                <w:rFonts w:ascii="Times New Roman" w:hAnsi="Times New Roman" w:cs="Times New Roman"/>
+                <w:sz w:val="28"/>
+                <w:szCs w:val="28"/>
+              </w:rPr>
+            </w:pPr>
+          </w:p>
+        </w:tc>
+        <w:tc>
+          <w:tcPr>
+            <w:tcW w:w="894" w:type="pct"/>
+          </w:tcPr>
+          <w:p>
+            <w:pPr>
+              <w:tabs>
+                <w:tab w:val="left" w:pos="1425"/>
+              </w:tabs>
+              <w:rPr>
+                <w:rFonts w:ascii="Times New Roman" w:hAnsi="Times New Roman" w:cs="Times New Roman"/>
+                <w:sz w:val="28"/>
+                <w:szCs w:val="28"/>
+              </w:rPr>
+            </w:pPr>
+          </w:p>
+        </w:tc>
+        <w:tc>
+          <w:tcPr>
+            <w:tcW w:w="1691" w:type="pct"/>
+            <w:gridSpan w:val="2"/>
+          </w:tcPr>
+          <w:p>
+            <w:pPr>
+              <w:ind w:left="33" w:hanging="33"/>
+              <w:rPr>
+                <w:rFonts w:ascii="Times New Roman" w:hAnsi="Times New Roman" w:cs="Times New Roman"/>
+                <w:bCs/>
+                <w:sz w:val="28"/>
+                <w:szCs w:val="28"/>
+              </w:rPr>
+            </w:pPr>
+            <w:r>
+              <w:rPr>
+                <w:rFonts w:ascii="Times New Roman" w:hAnsi="Times New Roman" w:cs="Times New Roman"/>
+                <w:bCs/>
+                <w:sz w:val="28"/>
+                <w:szCs w:val="28"/>
+              </w:rPr>
+              <w:t>Набиев Н.С.</w:t>
+            </w:r>
+          </w:p>
+          <w:p>
+            <w:pPr>
+              <w:ind w:left="33" w:hanging="33"/>
+              <w:rPr>
+                <w:rFonts w:ascii="Times New Roman" w:hAnsi="Times New Roman" w:cs="Times New Roman"/>
+                <w:bCs/>
+                <w:sz w:val="28"/>
+                <w:szCs w:val="28"/>
+              </w:rPr>
+            </w:pPr>
+          </w:p>
+        </w:tc>
+      </w:tr>
+      <w:tr>
+        <w:trPr>
+          <w:jc w:val="center"/>
+        </w:trPr>
+        <w:tc>
+          <w:tcPr>
+            <w:tcW w:w="2415" w:type="pct"/>
+          </w:tcPr>
+          <w:p>
+            <w:pPr>
+              <w:rPr>
+                <w:rFonts w:ascii="Times New Roman" w:eastAsia="Times New Roman" w:hAnsi="Times New Roman" w:cs="Times New Roman"/>
+                <w:sz w:val="24"/>
+                <w:szCs w:val="24"/>
+                <w:lang w:eastAsia="ru-RU"/>
+              </w:rPr>
+            </w:pPr>
+            <w:r>
+              <w:rPr>
+                <w:rFonts w:ascii="Times New Roman" w:eastAsia="Times New Roman" w:hAnsi="Times New Roman" w:cs="Times New Roman"/>
+                <w:color w:val="000000"/>
+                <w:sz w:val="28"/>
+                <w:szCs w:val="28"/>
+                <w:lang w:eastAsia="ru-RU"/>
+              </w:rPr>
+              <w:t>Проверил</w:t>
+            </w:r>
+            <w:r>
+              <w:rPr>
+                <w:rFonts w:ascii="Times New Roman" w:eastAsia="Times New Roman" w:hAnsi="Times New Roman" w:cs="Times New Roman"/>
+                <w:color w:val="000000"/>
+                <w:sz w:val="28"/>
+                <w:szCs w:val="28"/>
+                <w:lang w:eastAsia="ru-RU"/>
+              </w:rPr>
+              <w:t> </w:t>
+            </w:r>
+          </w:p>
+          <w:p>
+            <w:pPr>
+              <w:rPr>
+                <w:rFonts w:ascii="Times New Roman" w:eastAsia="Times New Roman" w:hAnsi="Times New Roman" w:cs="Times New Roman"/>
+                <w:sz w:val="24"/>
+                <w:szCs w:val="24"/>
+                <w:lang w:eastAsia="ru-RU"/>
+              </w:rPr>
+            </w:pPr>
+            <w:r>
+              <w:rPr>
+                <w:rFonts w:ascii="Times New Roman" w:eastAsia="Times New Roman" w:hAnsi="Times New Roman" w:cs="Times New Roman"/>
+                <w:color w:val="000000"/>
+                <w:sz w:val="28"/>
+                <w:szCs w:val="28"/>
+                <w:lang w:eastAsia="ru-RU"/>
+              </w:rPr>
+              <w:t>Магистр</w:t>
+            </w:r>
+            <w:r>
+              <w:rPr>
+                <w:rFonts w:ascii="Times New Roman" w:eastAsia="Times New Roman" w:hAnsi="Times New Roman" w:cs="Times New Roman"/>
+                <w:color w:val="000000"/>
+                <w:sz w:val="28"/>
+                <w:szCs w:val="28"/>
+                <w:lang w:eastAsia="ru-RU"/>
+              </w:rPr>
+              <w:t xml:space="preserve"> кафедры ИКТ</w:t>
+            </w:r>
+          </w:p>
+        </w:tc>
+        <w:tc>
+          <w:tcPr>
+            <w:tcW w:w="894" w:type="pct"/>
+          </w:tcPr>
+          <w:p>
+            <w:pPr>
+              <w:tabs>
+                <w:tab w:val="left" w:pos="1425"/>
+              </w:tabs>
+              <w:rPr>
+                <w:rFonts w:ascii="Times New Roman" w:hAnsi="Times New Roman" w:cs="Times New Roman"/>
+                <w:sz w:val="28"/>
+                <w:szCs w:val="28"/>
+              </w:rPr>
+            </w:pPr>
+          </w:p>
+        </w:tc>
+        <w:tc>
+          <w:tcPr>
+            <w:tcW w:w="1691" w:type="pct"/>
+            <w:gridSpan w:val="2"/>
+          </w:tcPr>
+          <w:p>
+            <w:pPr>
+              <w:tabs>
+                <w:tab w:val="left" w:pos="1425"/>
+              </w:tabs>
+              <w:ind w:left="33" w:hanging="33"/>
+              <w:rPr>
+                <w:rFonts w:ascii="Times New Roman" w:hAnsi="Times New Roman" w:cs="Times New Roman"/>
+                <w:sz w:val="28"/>
+                <w:szCs w:val="28"/>
+              </w:rPr>
+            </w:pPr>
+            <w:r>
+              <w:rPr>
+                <w:rFonts w:ascii="Times New Roman" w:hAnsi="Times New Roman" w:cs="Times New Roman"/>
+                <w:sz w:val="28"/>
+                <w:szCs w:val="28"/>
+                <w:lang w:val="kk-KZ"/>
+              </w:rPr>
+              <w:t>Лисянов В.В.</w:t>
+            </w:r>
+          </w:p>
+          <w:p>
+            <w:pPr>
+              <w:tabs>
+                <w:tab w:val="left" w:pos="1425"/>
+              </w:tabs>
+              <w:ind w:left="33" w:hanging="33"/>
+              <w:rPr>
+                <w:rFonts w:ascii="Times New Roman" w:hAnsi="Times New Roman" w:cs="Times New Roman"/>
+                <w:sz w:val="28"/>
+                <w:szCs w:val="28"/>
+              </w:rPr>
+            </w:pPr>
+          </w:p>
+        </w:tc>
+      </w:tr>
+      <w:tr>
+        <w:trPr>
+          <w:jc w:val="center"/>
+        </w:trPr>
+        <w:tc>
+          <w:tcPr>
+            <w:tcW w:w="2415" w:type="pct"/>
+          </w:tcPr>
+          <w:p>
+            <w:pPr>
+              <w:spacing w:after="200"/>
+              <w:rPr>
+                <w:rFonts w:ascii="Times New Roman" w:hAnsi="Times New Roman" w:cs="Times New Roman"/>
+                <w:bCs/>
+                <w:sz w:val="28"/>
+                <w:szCs w:val="28"/>
+              </w:rPr>
+            </w:pPr>
+          </w:p>
+        </w:tc>
+        <w:tc>
+          <w:tcPr>
+            <w:tcW w:w="894" w:type="pct"/>
+          </w:tcPr>
+          <w:p>
+            <w:pPr>
+              <w:tabs>
+                <w:tab w:val="left" w:pos="1425"/>
+              </w:tabs>
+              <w:rPr>
+                <w:rFonts w:ascii="Times New Roman" w:hAnsi="Times New Roman" w:cs="Times New Roman"/>
+                <w:sz w:val="28"/>
+                <w:szCs w:val="28"/>
+              </w:rPr>
+            </w:pPr>
+          </w:p>
+        </w:tc>
+        <w:tc>
+          <w:tcPr>
+            <w:tcW w:w="1691" w:type="pct"/>
+            <w:gridSpan w:val="2"/>
+          </w:tcPr>
+          <w:p>
+            <w:pPr>
+              <w:tabs>
+                <w:tab w:val="left" w:pos="1425"/>
+              </w:tabs>
+              <w:rPr>
+                <w:rFonts w:ascii="Times New Roman" w:hAnsi="Times New Roman" w:cs="Times New Roman"/>
+                <w:sz w:val="28"/>
+                <w:szCs w:val="28"/>
+                <w:lang w:val="kk-KZ"/>
+              </w:rPr>
+            </w:pPr>
+          </w:p>
+        </w:tc>
+      </w:tr>
+    </w:tbl>
+    <w:p>
+      <w:pPr>
+        <w:pStyle w:val="a4"/>
+        <w:ind w:firstLine="0"/>
       </w:pPr>
-      <w:r>
-        <w:rPr>
-          <w:rFonts w:ascii="Times New Roman" w:hAnsi="Times New Roman" w:cs="Times New Roman"/>
-          <w:sz w:val="28"/>
-          <w:szCs w:val="28"/>
-        </w:rPr>
+    </w:p>
+    <w:p>
+      <w:pPr>
+        <w:pStyle w:val="a4"/>
+        <w:ind w:firstLine="0"/>
+      </w:pPr>
+    </w:p>
+    <w:p>
+      <w:pPr>
+        <w:pStyle w:val="a4"/>
+        <w:jc w:val="center"/>
+      </w:pPr>
+    </w:p>
+    <w:p>
+      <w:pPr>
+        <w:jc w:val="center"/>
+        <w:rPr>
+          <w:rFonts w:ascii="Times New Roman" w:hAnsi="Times New Roman" w:cs="Times New Roman"/>
+          <w:sz w:val="28"/>
+          <w:szCs w:val="28"/>
+        </w:rPr>
+      </w:pPr>
+      <w:r>
+        <w:rPr>
+          <w:rFonts w:ascii="Times New Roman" w:hAnsi="Times New Roman" w:cs="Times New Roman"/>
+          <w:bCs/>
+          <w:sz w:val="28"/>
+          <w:szCs w:val="28"/>
+        </w:rPr>
+        <w:t>Петропавловск, 202</w:t>
+      </w:r>
+      <w:r>
+        <w:rPr>
+          <w:rFonts w:ascii="Times New Roman" w:hAnsi="Times New Roman" w:cs="Times New Roman"/>
+          <w:bCs/>
+          <w:sz w:val="28"/>
+          <w:szCs w:val="28"/>
+        </w:rPr>
+        <w:t>5 г.</w:t>
+      </w:r>
+    </w:p>
+    <w:p>
+      <w:pPr>
+        <w:jc w:val="center"/>
+        <w:rPr>
+          <w:rFonts w:ascii="Times New Roman" w:hAnsi="Times New Roman" w:cs="Times New Roman"/>
+          <w:sz w:val="28"/>
+          <w:szCs w:val="28"/>
+        </w:rPr>
+      </w:pPr>
+      <w:r>
+        <w:rPr>
+          <w:rFonts w:ascii="Times New Roman" w:hAnsi="Times New Roman" w:cs="Times New Roman"/>
+          <w:sz w:val="28"/>
+          <w:szCs w:val="28"/>
+        </w:rPr>
+        <w:lastRenderedPageBreak/>
         <w:t>ОТЧЕТ</w:t>
       </w:r>
       <w:r>
@@ -38,6 +875,7 @@
       <w:r>
         <w:rPr>
           <w:rFonts w:ascii="Times New Roman" w:hAnsi="Times New Roman" w:cs="Times New Roman"/>
+          <w:noProof/>
           <w:sz w:val="28"/>
           <w:szCs w:val="28"/>
         </w:rPr>
@@ -99,7 +937,6 @@
           <w:rFonts w:ascii="Times New Roman" w:hAnsi="Times New Roman" w:cs="Times New Roman"/>
           <w:sz w:val="28"/>
           <w:szCs w:val="28"/>
-          <w:lang w:val="en-US"/>
         </w:rPr>
         <w:t>1</w:t>
       </w:r>
@@ -132,6 +969,7 @@
       <w:r>
         <w:rPr>
           <w:rFonts w:ascii="Times New Roman" w:hAnsi="Times New Roman" w:cs="Times New Roman"/>
+          <w:noProof/>
           <w:sz w:val="28"/>
           <w:szCs w:val="28"/>
         </w:rPr>
@@ -255,6 +1093,7 @@
       <w:r>
         <w:rPr>
           <w:rFonts w:ascii="Times New Roman" w:hAnsi="Times New Roman" w:cs="Times New Roman"/>
+          <w:noProof/>
           <w:sz w:val="28"/>
           <w:szCs w:val="28"/>
         </w:rPr>
@@ -330,6 +1169,7 @@
       <w:r>
         <w:rPr>
           <w:rFonts w:ascii="Times New Roman" w:hAnsi="Times New Roman" w:cs="Times New Roman"/>
+          <w:noProof/>
           <w:sz w:val="28"/>
           <w:szCs w:val="28"/>
         </w:rPr>
@@ -387,8 +1227,6 @@
         <w:br/>
         <w:t>Рисунок 4. Страница</w:t>
       </w:r>
-      <w:bookmarkStart w:id="0" w:name="_GoBack"/>
-      <w:bookmarkEnd w:id="0"/>
     </w:p>
     <w:sectPr>
       <w:pgSz w:w="11906" w:h="16838"/>
@@ -825,6 +1663,37 @@
     <w:semiHidden/>
     <w:unhideWhenUsed/>
   </w:style>
+  <w:style w:type="character" w:customStyle="1" w:styleId="a3">
+    <w:name w:val="Отчеты Знак"/>
+    <w:basedOn w:val="a0"/>
+    <w:link w:val="a4"/>
+    <w:locked/>
+    <w:rsid w:val="002C4DC9"/>
+    <w:rPr>
+      <w:rFonts w:ascii="Times New Roman" w:eastAsiaTheme="majorEastAsia" w:hAnsi="Times New Roman" w:cs="Times New Roman"/>
+      <w:sz w:val="28"/>
+      <w:szCs w:val="28"/>
+      <w:lang w:eastAsia="ru-RU"/>
+    </w:rPr>
+  </w:style>
+  <w:style w:type="paragraph" w:customStyle="1" w:styleId="a4">
+    <w:name w:val="Отчеты"/>
+    <w:basedOn w:val="a"/>
+    <w:link w:val="a3"/>
+    <w:qFormat/>
+    <w:rsid w:val="002C4DC9"/>
+    <w:pPr>
+      <w:spacing w:after="0" w:line="240" w:lineRule="auto"/>
+      <w:ind w:firstLine="851"/>
+      <w:jc w:val="both"/>
+    </w:pPr>
+    <w:rPr>
+      <w:rFonts w:ascii="Times New Roman" w:eastAsiaTheme="majorEastAsia" w:hAnsi="Times New Roman" w:cs="Times New Roman"/>
+      <w:sz w:val="28"/>
+      <w:szCs w:val="28"/>
+      <w:lang w:eastAsia="ru-RU"/>
+    </w:rPr>
+  </w:style>
 </w:styles>
 </file>
 
